--- a/public/templates/PRI_Research Report Template_EN.docx
+++ b/public/templates/PRI_Research Report Template_EN.docx
@@ -67,7 +67,7 @@
           <w:color w:val="375A6B"/>
           <w:sz w:val="21"/>
         </w:rPr>
-        <w:t>Official Template · v1.0 (2026)</w:t>
+        <w:t>Official Template · v1.1 (2026-10-05)</w:t>
       </w:r>
     </w:p>
     <w:p>
@@ -203,7 +203,7 @@
                 <w:color w:val="1F2326"/>
                 <w:sz w:val="21"/>
               </w:rPr>
-              <w:t>v1.0 (2026)</w:t>
+              <w:t>v1.1 (2026-10-05)</w:t>
             </w:r>
           </w:p>
         </w:tc>
@@ -376,6 +376,7 @@
     <w:p>
       <w:pPr>
         <w:spacing w:after="400"/>
+        <w:keepLines w:val="1"/>
       </w:pPr>
       <w:r>
         <w:rPr>
@@ -506,6 +507,7 @@
     <w:p>
       <w:pPr>
         <w:spacing w:after="160"/>
+        <w:keepNext w:val="1"/>
       </w:pPr>
       <w:r>
         <w:rPr>
@@ -527,6 +529,9 @@
         <w:gridCol w:w="9072"/>
       </w:tblGrid>
       <w:tr>
+        <w:trPr>
+          <w:cantSplit w:val="1"/>
+        </w:trPr>
         <w:tc>
           <w:tcPr>
             <w:tcW w:type="dxa" w:w="9072"/>
@@ -541,6 +546,7 @@
           <w:p>
             <w:pPr>
               <w:spacing w:before="200" w:after="200"/>
+              <w:keepLines w:val="1"/>
             </w:pPr>
             <w:r>
               <w:rPr>
@@ -549,7 +555,7 @@
                 <w:color w:val="8A9196"/>
                 <w:sz w:val="21"/>
               </w:rPr>
-              <w:t>The findings, interpretations, and conclusions expressed in this report are those of the author(s) and do not necessarily reflect an official position of Panorama Research Institute. Panorama Research Institute is an internal research and academic development division of Panorama Scholarly Group and is not a separate legal entity.</w:t>
+              <w:t>The findings, interpretations, and conclusions expressed in this report are those of the author(s) and do not necessarily reflect an official position of Panorama Research Institute. Panorama Research Institute is a research institute established by Panorama Scholarly Group, with its own academic governance and institutional identity. PSG serves as its parent organization and legal and administrative entity. PRI is not a separate legal entity.</w:t>
             </w:r>
           </w:p>
         </w:tc>
@@ -1344,6 +1350,7 @@
     <w:p>
       <w:pPr>
         <w:spacing w:before="320" w:after="80"/>
+        <w:keepNext w:val="1"/>
       </w:pPr>
       <w:r>
         <w:rPr>
@@ -1358,6 +1365,7 @@
     <w:p>
       <w:pPr>
         <w:spacing w:after="160"/>
+        <w:keepNext w:val="1"/>
       </w:pPr>
       <w:r>
         <w:rPr>
@@ -1379,6 +1387,9 @@
         <w:gridCol w:w="9072"/>
       </w:tblGrid>
       <w:tr>
+        <w:trPr>
+          <w:cantSplit w:val="1"/>
+        </w:trPr>
         <w:tc>
           <w:tcPr>
             <w:tcW w:type="dxa" w:w="9072"/>
@@ -1393,6 +1404,7 @@
           <w:p>
             <w:pPr>
               <w:spacing w:before="200" w:after="200"/>
+              <w:keepLines w:val="1"/>
             </w:pPr>
             <w:r>
               <w:rPr>
@@ -1401,7 +1413,7 @@
                 <w:color w:val="8A9196"/>
                 <w:sz w:val="21"/>
               </w:rPr>
-              <w:t>Panorama Research Institute is an internal research and academic development division of Panorama Scholarly Group. It maintains academic independence in its research activities and is not a separate legal entity. For more information, visit research.panorama-sg.com.</w:t>
+              <w:t>Panorama Research Institute (PRI) is a research institute established by Panorama Scholarly Group (PSG). The Institute operates within PSG's overall governance, legal, and administrative framework while maintaining its own academic governance, research programmes, research centres, scholarly appointments, publications, and institutional identity. PRI exercises independent academic judgment in research, publication, and scholarly activities. PSG serves as its parent organization and legal and administrative entity. PRI is not a separate legal entity. For more information, visit research.panorama-sg.com.</w:t>
             </w:r>
           </w:p>
         </w:tc>
